--- a/downloads/teacher/04 Units/Unit 02 - Individual Growth and Life Readiness - Me, My Goals, My Money/Lesson 02.14 - ClassroomStreet Launch Risk and Reward.docx
+++ b/downloads/teacher/04 Units/Unit 02 - Individual Growth and Life Readiness - Me, My Goals, My Money/Lesson 02.14 - ClassroomStreet Launch Risk and Reward.docx
@@ -298,23 +298,41 @@
       <w:r>
         <w:t xml:space="preserve">By the end of this lesson, students will be able to:</w:t>
       </w:r>
-      <w:r>
-        <w:t xml:space="preserve"> </w:t>
-      </w:r>
-      <w:r>
-        <w:t xml:space="preserve">1. (Low) Given the seven ClassroomStreet ventures, describe the difference between saving and investing and sort the ventures from safest to riskiest.</w:t>
-      </w:r>
-      <w:r>
-        <w:t xml:space="preserve"> </w:t>
-      </w:r>
-      <w:r>
-        <w:t xml:space="preserve">2. (Mid) Given a live portfolio screen and the ledger, explain what each number means (cash, units, price, value, total fortune, gain or loss) and use the ledger to check one trade.</w:t>
-      </w:r>
-      <w:r>
-        <w:t xml:space="preserve"> </w:t>
-      </w:r>
-      <w:r>
-        <w:t xml:space="preserve">3. (High) Given AQ25,000, decide how to split it across at least three ventures and justify the split in an Investor Journal entry that names the risk level of each choice.</w:t>
+    </w:p>
+    <w:p>
+      <w:pPr>
+        <w:numPr>
+          <w:ilvl w:val="0"/>
+          <w:numId w:val="1002"/>
+        </w:numPr>
+        <w:pStyle w:val="Compact"/>
+      </w:pPr>
+      <w:r>
+        <w:t xml:space="preserve">(Low) Given the seven ClassroomStreet ventures, describe the difference between saving and investing and sort the ventures from safest to riskiest.</w:t>
+      </w:r>
+    </w:p>
+    <w:p>
+      <w:pPr>
+        <w:numPr>
+          <w:ilvl w:val="0"/>
+          <w:numId w:val="1002"/>
+        </w:numPr>
+        <w:pStyle w:val="Compact"/>
+      </w:pPr>
+      <w:r>
+        <w:t xml:space="preserve">(Mid) Given a live portfolio screen and the ledger, explain what each number means (cash, units, price, value, total fortune, gain or loss) and use the ledger to check one trade.</w:t>
+      </w:r>
+    </w:p>
+    <w:p>
+      <w:pPr>
+        <w:numPr>
+          <w:ilvl w:val="0"/>
+          <w:numId w:val="1002"/>
+        </w:numPr>
+        <w:pStyle w:val="Compact"/>
+      </w:pPr>
+      <w:r>
+        <w:t xml:space="preserve">(High) Given AQ25,000, decide how to split it across at least three ventures and justify the split in an Investor Journal entry that names the risk level of each choice.</w:t>
       </w:r>
     </w:p>
     <w:p>
@@ -355,7 +373,7 @@
       <w:pPr>
         <w:numPr>
           <w:ilvl w:val="0"/>
-          <w:numId w:val="1002"/>
+          <w:numId w:val="1003"/>
         </w:numPr>
         <w:pStyle w:val="Compact"/>
       </w:pPr>
@@ -367,7 +385,7 @@
       <w:pPr>
         <w:numPr>
           <w:ilvl w:val="0"/>
-          <w:numId w:val="1002"/>
+          <w:numId w:val="1003"/>
         </w:numPr>
         <w:pStyle w:val="Compact"/>
       </w:pPr>
@@ -388,7 +406,7 @@
       <w:pPr>
         <w:numPr>
           <w:ilvl w:val="0"/>
-          <w:numId w:val="1002"/>
+          <w:numId w:val="1003"/>
         </w:numPr>
         <w:pStyle w:val="Compact"/>
       </w:pPr>
@@ -424,7 +442,7 @@
       <w:pPr>
         <w:numPr>
           <w:ilvl w:val="0"/>
-          <w:numId w:val="1002"/>
+          <w:numId w:val="1003"/>
         </w:numPr>
         <w:pStyle w:val="Compact"/>
       </w:pPr>
@@ -442,7 +460,7 @@
       <w:pPr>
         <w:numPr>
           <w:ilvl w:val="0"/>
-          <w:numId w:val="1002"/>
+          <w:numId w:val="1003"/>
         </w:numPr>
         <w:pStyle w:val="Compact"/>
       </w:pPr>
@@ -463,7 +481,7 @@
       <w:pPr>
         <w:numPr>
           <w:ilvl w:val="0"/>
-          <w:numId w:val="1002"/>
+          <w:numId w:val="1003"/>
         </w:numPr>
         <w:pStyle w:val="Compact"/>
       </w:pPr>
@@ -475,7 +493,7 @@
       <w:pPr>
         <w:numPr>
           <w:ilvl w:val="0"/>
-          <w:numId w:val="1002"/>
+          <w:numId w:val="1003"/>
         </w:numPr>
         <w:pStyle w:val="Compact"/>
       </w:pPr>
@@ -1281,49 +1299,85 @@
       <w:r>
         <w:t xml:space="preserve">Monitor understanding:</w:t>
       </w:r>
-      <w:r>
-        <w:t xml:space="preserve"> </w:t>
-      </w:r>
-      <w:r>
-        <w:t xml:space="preserve">- What is the difference between putting money in a savings account and buying units of Sparkstone Mines?</w:t>
-      </w:r>
-      <w:r>
-        <w:t xml:space="preserve"> </w:t>
-      </w:r>
-      <w:r>
-        <w:t xml:space="preserve">- Your total fortune says AQ24,600. You started with 25,000. Did you lose money, or did the price of something you hold drop? Is that the same thing?</w:t>
-      </w:r>
-      <w:r>
-        <w:t xml:space="preserve"> </w:t>
-      </w:r>
-      <w:r>
-        <w:t xml:space="preserve">- Find the last trade in your ledger. Units times price: does it match the cash that left?</w:t>
-      </w:r>
-    </w:p>
-    <w:p>
-      <w:pPr>
-        <w:pStyle w:val="BodyText"/>
+    </w:p>
+    <w:p>
+      <w:pPr>
+        <w:numPr>
+          <w:ilvl w:val="0"/>
+          <w:numId w:val="1004"/>
+        </w:numPr>
+        <w:pStyle w:val="Compact"/>
+      </w:pPr>
+      <w:r>
+        <w:t xml:space="preserve">What is the difference between putting money in a savings account and buying units of Sparkstone Mines?</w:t>
+      </w:r>
+    </w:p>
+    <w:p>
+      <w:pPr>
+        <w:numPr>
+          <w:ilvl w:val="0"/>
+          <w:numId w:val="1004"/>
+        </w:numPr>
+        <w:pStyle w:val="Compact"/>
+      </w:pPr>
+      <w:r>
+        <w:t xml:space="preserve">Your total fortune says AQ24,600. You started with 25,000. Did you lose money, or did the price of something you hold drop? Is that the same thing?</w:t>
+      </w:r>
+    </w:p>
+    <w:p>
+      <w:pPr>
+        <w:numPr>
+          <w:ilvl w:val="0"/>
+          <w:numId w:val="1004"/>
+        </w:numPr>
+        <w:pStyle w:val="Compact"/>
+      </w:pPr>
+      <w:r>
+        <w:t xml:space="preserve">Find the last trade in your ledger. Units times price: does it match the cash that left?</w:t>
+      </w:r>
+    </w:p>
+    <w:p>
+      <w:pPr>
+        <w:pStyle w:val="FirstParagraph"/>
       </w:pPr>
       <w:r>
         <w:t xml:space="preserve">Deepen learning:</w:t>
       </w:r>
-      <w:r>
-        <w:t xml:space="preserve"> </w:t>
-      </w:r>
-      <w:r>
-        <w:t xml:space="preserve">- Why would anyone choose The Honeypot Coffer if it can never grow fast?</w:t>
-      </w:r>
-      <w:r>
-        <w:t xml:space="preserve"> </w:t>
-      </w:r>
-      <w:r>
-        <w:t xml:space="preserve">- If a venture can double, what else must be true about it?</w:t>
-      </w:r>
-      <w:r>
-        <w:t xml:space="preserve"> </w:t>
-      </w:r>
-      <w:r>
-        <w:t xml:space="preserve">- Who in your life saves? Who invests? Do they talk about it the same way?</w:t>
+    </w:p>
+    <w:p>
+      <w:pPr>
+        <w:numPr>
+          <w:ilvl w:val="0"/>
+          <w:numId w:val="1005"/>
+        </w:numPr>
+        <w:pStyle w:val="Compact"/>
+      </w:pPr>
+      <w:r>
+        <w:t xml:space="preserve">Why would anyone choose The Honeypot Coffer if it can never grow fast?</w:t>
+      </w:r>
+    </w:p>
+    <w:p>
+      <w:pPr>
+        <w:numPr>
+          <w:ilvl w:val="0"/>
+          <w:numId w:val="1005"/>
+        </w:numPr>
+        <w:pStyle w:val="Compact"/>
+      </w:pPr>
+      <w:r>
+        <w:t xml:space="preserve">If a venture can double, what else must be true about it?</w:t>
+      </w:r>
+    </w:p>
+    <w:p>
+      <w:pPr>
+        <w:numPr>
+          <w:ilvl w:val="0"/>
+          <w:numId w:val="1005"/>
+        </w:numPr>
+        <w:pStyle w:val="Compact"/>
+      </w:pPr>
+      <w:r>
+        <w:t xml:space="preserve">Who in your life saves? Who invests? Do they talk about it the same way?</w:t>
       </w:r>
     </w:p>
     <w:p>
@@ -1592,7 +1646,7 @@
       <w:pPr>
         <w:numPr>
           <w:ilvl w:val="0"/>
-          <w:numId w:val="1003"/>
+          <w:numId w:val="1006"/>
         </w:numPr>
         <w:pStyle w:val="Compact"/>
       </w:pPr>
@@ -1642,7 +1696,7 @@
       <w:pPr>
         <w:numPr>
           <w:ilvl w:val="0"/>
-          <w:numId w:val="1003"/>
+          <w:numId w:val="1006"/>
         </w:numPr>
         <w:pStyle w:val="Compact"/>
       </w:pPr>
@@ -1654,7 +1708,7 @@
       <w:pPr>
         <w:numPr>
           <w:ilvl w:val="0"/>
-          <w:numId w:val="1003"/>
+          <w:numId w:val="1006"/>
         </w:numPr>
         <w:pStyle w:val="Compact"/>
       </w:pPr>
@@ -1666,7 +1720,7 @@
       <w:pPr>
         <w:numPr>
           <w:ilvl w:val="0"/>
-          <w:numId w:val="1003"/>
+          <w:numId w:val="1006"/>
         </w:numPr>
         <w:pStyle w:val="Compact"/>
       </w:pPr>
@@ -1678,7 +1732,7 @@
       <w:pPr>
         <w:numPr>
           <w:ilvl w:val="0"/>
-          <w:numId w:val="1003"/>
+          <w:numId w:val="1006"/>
         </w:numPr>
         <w:pStyle w:val="Compact"/>
       </w:pPr>
@@ -1690,7 +1744,7 @@
       <w:pPr>
         <w:numPr>
           <w:ilvl w:val="0"/>
-          <w:numId w:val="1003"/>
+          <w:numId w:val="1006"/>
         </w:numPr>
         <w:pStyle w:val="Compact"/>
       </w:pPr>
@@ -2035,7 +2089,7 @@
       <w:pPr>
         <w:numPr>
           <w:ilvl w:val="0"/>
-          <w:numId w:val="1004"/>
+          <w:numId w:val="1007"/>
         </w:numPr>
         <w:pStyle w:val="Compact"/>
       </w:pPr>
@@ -2059,7 +2113,7 @@
       <w:pPr>
         <w:numPr>
           <w:ilvl w:val="0"/>
-          <w:numId w:val="1004"/>
+          <w:numId w:val="1007"/>
         </w:numPr>
         <w:pStyle w:val="Compact"/>
       </w:pPr>
@@ -2071,7 +2125,7 @@
       <w:pPr>
         <w:numPr>
           <w:ilvl w:val="0"/>
-          <w:numId w:val="1004"/>
+          <w:numId w:val="1007"/>
         </w:numPr>
         <w:pStyle w:val="Compact"/>
       </w:pPr>
@@ -2104,7 +2158,7 @@
       <w:pPr>
         <w:numPr>
           <w:ilvl w:val="0"/>
-          <w:numId w:val="1004"/>
+          <w:numId w:val="1007"/>
         </w:numPr>
         <w:pStyle w:val="Compact"/>
       </w:pPr>
@@ -2116,7 +2170,7 @@
       <w:pPr>
         <w:numPr>
           <w:ilvl w:val="0"/>
-          <w:numId w:val="1004"/>
+          <w:numId w:val="1007"/>
         </w:numPr>
         <w:pStyle w:val="Compact"/>
       </w:pPr>
@@ -2128,7 +2182,7 @@
       <w:pPr>
         <w:numPr>
           <w:ilvl w:val="0"/>
-          <w:numId w:val="1004"/>
+          <w:numId w:val="1007"/>
         </w:numPr>
         <w:pStyle w:val="Compact"/>
       </w:pPr>
@@ -2207,7 +2261,7 @@
       <w:pPr>
         <w:numPr>
           <w:ilvl w:val="0"/>
-          <w:numId w:val="1005"/>
+          <w:numId w:val="1008"/>
         </w:numPr>
         <w:pStyle w:val="Compact"/>
       </w:pPr>
@@ -2219,7 +2273,7 @@
       <w:pPr>
         <w:numPr>
           <w:ilvl w:val="0"/>
-          <w:numId w:val="1005"/>
+          <w:numId w:val="1008"/>
         </w:numPr>
         <w:pStyle w:val="Compact"/>
       </w:pPr>
@@ -2231,7 +2285,7 @@
       <w:pPr>
         <w:numPr>
           <w:ilvl w:val="0"/>
-          <w:numId w:val="1005"/>
+          <w:numId w:val="1008"/>
         </w:numPr>
         <w:pStyle w:val="Compact"/>
       </w:pPr>
@@ -2261,7 +2315,7 @@
       <w:pPr>
         <w:numPr>
           <w:ilvl w:val="0"/>
-          <w:numId w:val="1005"/>
+          <w:numId w:val="1008"/>
         </w:numPr>
         <w:pStyle w:val="Compact"/>
       </w:pPr>
@@ -2291,7 +2345,7 @@
       <w:pPr>
         <w:numPr>
           <w:ilvl w:val="0"/>
-          <w:numId w:val="1005"/>
+          <w:numId w:val="1008"/>
         </w:numPr>
         <w:pStyle w:val="Compact"/>
       </w:pPr>
@@ -2312,7 +2366,7 @@
       <w:pPr>
         <w:numPr>
           <w:ilvl w:val="0"/>
-          <w:numId w:val="1005"/>
+          <w:numId w:val="1008"/>
         </w:numPr>
         <w:pStyle w:val="Compact"/>
       </w:pPr>
@@ -2608,6 +2662,118 @@
       </w:pPr>
     </w:lvl>
   </w:abstractNum>
+  <w:abstractNum w:abstractNumId="99411">
+    <w:nsid w:val="71315dca"/>
+    <w:multiLevelType w:val="multilevel"/>
+    <w:lvl w:ilvl="0">
+      <w:start w:val="1"/>
+      <w:numFmt w:val="decimal"/>
+      <w:lvlText w:val="%1."/>
+      <w:lvlJc w:val="left"/>
+      <w:pPr>
+        <w:tabs>
+          <w:tab w:val="num" w:pos="0"/>
+        </w:tabs>
+        <w:ind w:left="480" w:hanging="480"/>
+      </w:pPr>
+    </w:lvl>
+    <w:lvl w:ilvl="1">
+      <w:start w:val="1"/>
+      <w:numFmt w:val="decimal"/>
+      <w:lvlText w:val="%2."/>
+      <w:lvlJc w:val="left"/>
+      <w:pPr>
+        <w:tabs>
+          <w:tab w:val="num" w:pos="720"/>
+        </w:tabs>
+        <w:ind w:left="1200" w:hanging="480"/>
+      </w:pPr>
+    </w:lvl>
+    <w:lvl w:ilvl="2">
+      <w:start w:val="1"/>
+      <w:numFmt w:val="decimal"/>
+      <w:lvlText w:val="%3."/>
+      <w:lvlJc w:val="left"/>
+      <w:pPr>
+        <w:tabs>
+          <w:tab w:val="num" w:pos="1440"/>
+        </w:tabs>
+        <w:ind w:left="1920" w:hanging="480"/>
+      </w:pPr>
+    </w:lvl>
+    <w:lvl w:ilvl="3">
+      <w:start w:val="1"/>
+      <w:numFmt w:val="decimal"/>
+      <w:lvlText w:val="%4."/>
+      <w:lvlJc w:val="left"/>
+      <w:pPr>
+        <w:tabs>
+          <w:tab w:val="num" w:pos="2160"/>
+        </w:tabs>
+        <w:ind w:left="2640" w:hanging="480"/>
+      </w:pPr>
+    </w:lvl>
+    <w:lvl w:ilvl="4">
+      <w:start w:val="1"/>
+      <w:numFmt w:val="decimal"/>
+      <w:lvlText w:val="%5."/>
+      <w:lvlJc w:val="left"/>
+      <w:pPr>
+        <w:tabs>
+          <w:tab w:val="num" w:pos="2880"/>
+        </w:tabs>
+        <w:ind w:left="3360" w:hanging="480"/>
+      </w:pPr>
+    </w:lvl>
+    <w:lvl w:ilvl="5">
+      <w:start w:val="1"/>
+      <w:numFmt w:val="decimal"/>
+      <w:lvlText w:val="%6."/>
+      <w:lvlJc w:val="left"/>
+      <w:pPr>
+        <w:tabs>
+          <w:tab w:val="num" w:pos="3600"/>
+        </w:tabs>
+        <w:ind w:left="4080" w:hanging="480"/>
+      </w:pPr>
+    </w:lvl>
+    <w:lvl w:ilvl="6">
+      <w:start w:val="1"/>
+      <w:numFmt w:val="decimal"/>
+      <w:lvlText w:val="%7."/>
+      <w:lvlJc w:val="left"/>
+      <w:pPr>
+        <w:tabs>
+          <w:tab w:val="num" w:pos="4320"/>
+        </w:tabs>
+        <w:ind w:left="4800" w:hanging="480"/>
+      </w:pPr>
+    </w:lvl>
+    <w:lvl w:ilvl="7">
+      <w:start w:val="1"/>
+      <w:numFmt w:val="decimal"/>
+      <w:lvlText w:val="%8."/>
+      <w:lvlJc w:val="left"/>
+      <w:pPr>
+        <w:tabs>
+          <w:tab w:val="num" w:pos="5040"/>
+        </w:tabs>
+        <w:ind w:left="5520" w:hanging="480"/>
+      </w:pPr>
+    </w:lvl>
+    <w:lvl w:ilvl="8">
+      <w:start w:val="1"/>
+      <w:numFmt w:val="decimal"/>
+      <w:lvlText w:val="%9."/>
+      <w:lvlJc w:val="left"/>
+      <w:pPr>
+        <w:tabs>
+          <w:tab w:val="num" w:pos="5760"/>
+        </w:tabs>
+        <w:ind w:left="6240" w:hanging="480"/>
+      </w:pPr>
+    </w:lvl>
+  </w:abstractNum>
   <w:num w:numId="1000">
     <w:abstractNumId w:val="990"/>
   </w:num>
@@ -2615,7 +2781,34 @@
     <w:abstractNumId w:val="991"/>
   </w:num>
   <w:num w:numId="1002">
-    <w:abstractNumId w:val="991"/>
+    <w:abstractNumId w:val="99411"/>
+    <w:lvlOverride w:ilvl="0">
+      <w:startOverride w:val="1"/>
+    </w:lvlOverride>
+    <w:lvlOverride w:ilvl="1">
+      <w:startOverride w:val="1"/>
+    </w:lvlOverride>
+    <w:lvlOverride w:ilvl="2">
+      <w:startOverride w:val="1"/>
+    </w:lvlOverride>
+    <w:lvlOverride w:ilvl="3">
+      <w:startOverride w:val="1"/>
+    </w:lvlOverride>
+    <w:lvlOverride w:ilvl="4">
+      <w:startOverride w:val="1"/>
+    </w:lvlOverride>
+    <w:lvlOverride w:ilvl="5">
+      <w:startOverride w:val="1"/>
+    </w:lvlOverride>
+    <w:lvlOverride w:ilvl="6">
+      <w:startOverride w:val="1"/>
+    </w:lvlOverride>
+    <w:lvlOverride w:ilvl="7">
+      <w:startOverride w:val="1"/>
+    </w:lvlOverride>
+    <w:lvlOverride w:ilvl="8">
+      <w:startOverride w:val="1"/>
+    </w:lvlOverride>
   </w:num>
   <w:num w:numId="1003">
     <w:abstractNumId w:val="991"/>
@@ -2624,6 +2817,15 @@
     <w:abstractNumId w:val="991"/>
   </w:num>
   <w:num w:numId="1005">
+    <w:abstractNumId w:val="991"/>
+  </w:num>
+  <w:num w:numId="1006">
+    <w:abstractNumId w:val="991"/>
+  </w:num>
+  <w:num w:numId="1007">
+    <w:abstractNumId w:val="991"/>
+  </w:num>
+  <w:num w:numId="1008">
     <w:abstractNumId w:val="991"/>
   </w:num>
 </w:numbering>

--- a/downloads/teacher/04 Units/Unit 02 - Individual Growth and Life Readiness - Me, My Goals, My Money/Lesson 02.14 - ClassroomStreet Launch Risk and Reward.docx
+++ b/downloads/teacher/04 Units/Unit 02 - Individual Growth and Life Readiness - Me, My Goals, My Money/Lesson 02.14 - ClassroomStreet Launch Risk and Reward.docx
@@ -392,15 +392,6 @@
       <w:r>
         <w:t xml:space="preserve">The ClassroomStreet login cards: one per student with the class period, the merchant number, and the four-digit PIN. No names on the cards.</w:t>
       </w:r>
-      <w:r>
-        <w:t xml:space="preserve"> </w:t>
-      </w:r>
-      <w:r>
-        <w:rPr>
-          <w:rStyle w:val="TeacherNote"/>
-        </w:rPr>
-        <w:t xml:space="preserve">[Sal: print these from the Command Bridge Settings tab the day before; keep the master list in your desk, not on the board.]</w:t>
-      </w:r>
     </w:p>
     <w:p>
       <w:pPr>
@@ -498,22 +489,7 @@
         <w:pStyle w:val="Compact"/>
       </w:pPr>
       <w:r>
-        <w:t xml:space="preserve">Setup notes: log in to the Command Bridge before class and set the market to window 1. Turn off auto-advance for the class run so windows move only when you click.</w:t>
-      </w:r>
-      <w:r>
-        <w:t xml:space="preserve"> </w:t>
-      </w:r>
-      <w:r>
-        <w:rPr>
-          <w:rStyle w:val="TeacherNote"/>
-        </w:rPr>
-        <w:t xml:space="preserve">[Sal: confirm the live site has a manual advance setting; the Desktop version auto-advances on system time.]</w:t>
-      </w:r>
-      <w:r>
-        <w:t xml:space="preserve"> </w:t>
-      </w:r>
-      <w:r>
-        <w:t xml:space="preserve">Test one student login from a student device on the school Wi-Fi. If the site will not load, run the paper ledger version from</w:t>
+        <w:t xml:space="preserve">Setup notes: log in to the Command Bridge before class and set the market to window 1. Turn off auto-advance for the class run so windows move only when you click. Test one student login from a student device on the school Wi-Fi. If the site will not load, run the paper ledger version from</w:t>
       </w:r>
       <w:r>
         <w:t xml:space="preserve"> </w:t>
@@ -925,6 +901,9 @@
           </w:p>
         </w:tc>
         <w:tc>
+          <w:p/>
+        </w:tc>
+        <w:tc>
           <w:p>
             <w:pPr>
               <w:pStyle w:val="Compact"/>
@@ -934,9 +913,6 @@
               <w:t xml:space="preserve">6 min</w:t>
             </w:r>
           </w:p>
-        </w:tc>
-        <w:tc>
-          <w:p/>
         </w:tc>
       </w:tr>
       <w:tr>
@@ -1259,6 +1235,9 @@
           </w:p>
         </w:tc>
         <w:tc>
+          <w:p/>
+        </w:tc>
+        <w:tc>
           <w:p>
             <w:pPr>
               <w:pStyle w:val="Compact"/>
@@ -1268,9 +1247,6 @@
               <w:t xml:space="preserve">4 min</w:t>
             </w:r>
           </w:p>
-        </w:tc>
-        <w:tc>
-          <w:p/>
         </w:tc>
       </w:tr>
     </w:tbl>
@@ -1681,15 +1657,6 @@
       </w:r>
       <w:r>
         <w:t xml:space="preserve">); pair each ELL student with a partner who can point to the screen; the words buy and sell appear on the site as Acquire and Divest, so the slide shows both pairs of words.</w:t>
-      </w:r>
-      <w:r>
-        <w:t xml:space="preserve"> </w:t>
-      </w:r>
-      <w:r>
-        <w:rPr>
-          <w:rStyle w:val="TeacherNote"/>
-        </w:rPr>
-        <w:t xml:space="preserve">[Sal: confirm the button names on the live site.]</w:t>
       </w:r>
     </w:p>
     <w:p>
@@ -2144,15 +2111,6 @@
       <w:r>
         <w:t xml:space="preserve">.</w:t>
       </w:r>
-      <w:r>
-        <w:t xml:space="preserve"> </w:t>
-      </w:r>
-      <w:r>
-        <w:rPr>
-          <w:rStyle w:val="TeacherNote"/>
-        </w:rPr>
-        <w:t xml:space="preserve">[Sal: confirm against the NYSED PDF.]</w:t>
-      </w:r>
     </w:p>
     <w:p>
       <w:pPr>
@@ -2187,64 +2145,7 @@
         <w:pStyle w:val="Compact"/>
       </w:pPr>
       <w:r>
-        <w:t xml:space="preserve">Sal’s own materials:</w:t>
-      </w:r>
-      <w:r>
-        <w:t xml:space="preserve"> </w:t>
-      </w:r>
-      <w:r>
-        <w:rPr>
-          <w:rStyle w:val="VerbatimChar"/>
-        </w:rPr>
-        <w:t xml:space="preserve">Fortune_Street_Lesson_Plan.docx</w:t>
-      </w:r>
-      <w:r>
-        <w:t xml:space="preserve"> </w:t>
-      </w:r>
-      <w:r>
-        <w:t xml:space="preserve">(Days 1 and 2),</w:t>
-      </w:r>
-      <w:r>
-        <w:t xml:space="preserve"> </w:t>
-      </w:r>
-      <w:r>
-        <w:rPr>
-          <w:rStyle w:val="VerbatimChar"/>
-        </w:rPr>
-        <w:t xml:space="preserve">Fortune_Street_Student_Guide.docx</w:t>
-      </w:r>
-      <w:r>
-        <w:t xml:space="preserve"> </w:t>
-      </w:r>
-      <w:r>
-        <w:t xml:space="preserve">(the seven ventures, login steps, tips),</w:t>
-      </w:r>
-      <w:r>
-        <w:t xml:space="preserve"> </w:t>
-      </w:r>
-      <w:r>
-        <w:rPr>
-          <w:rStyle w:val="VerbatimChar"/>
-        </w:rPr>
-        <w:t xml:space="preserve">FortuneStreet/README.md</w:t>
-      </w:r>
-      <w:r>
-        <w:t xml:space="preserve"> </w:t>
-      </w:r>
-      <w:r>
-        <w:t xml:space="preserve">(starting prices), all in</w:t>
-      </w:r>
-      <w:r>
-        <w:t xml:space="preserve"> </w:t>
-      </w:r>
-      <w:r>
-        <w:rPr>
-          <w:rStyle w:val="VerbatimChar"/>
-        </w:rPr>
-        <w:t xml:space="preserve">Education/TeachingWork/Projects/Financial Concept Lesson Plan/Files Needed for Simulation/</w:t>
-      </w:r>
-      <w:r>
-        <w:t xml:space="preserve">. ClassroomStreet.com is the live version.</w:t>
+        <w:t xml:space="preserve">My own materials: my original ClassroomStreet plan (Days 1 and 2), the ClassroomStreet Student Guide (the seven ventures, login steps, tips), and my ClassroomStreet site notes (starting prices). ClassroomStreet.com is the live version.</w:t>
       </w:r>
     </w:p>
     <w:p>
@@ -2350,31 +2251,7 @@
         <w:pStyle w:val="Compact"/>
       </w:pPr>
       <w:r>
-        <w:t xml:space="preserve">Sal’s Desktop files disagree on the starting purse (25,000 Florins in the lesson plan and student guide, AQ10,000 in the README) and on the currency name. This unit uses AQ25,000 everywhere.</w:t>
-      </w:r>
-      <w:r>
-        <w:t xml:space="preserve"> </w:t>
-      </w:r>
-      <w:r>
-        <w:rPr>
-          <w:rStyle w:val="TeacherNote"/>
-        </w:rPr>
-        <w:t xml:space="preserve">[Sal: confirm the starting purse and the currency symbol on the live site and fix the slides if they differ.]</w:t>
-      </w:r>
-    </w:p>
-    <w:p>
-      <w:pPr>
-        <w:numPr>
-          <w:ilvl w:val="0"/>
-          <w:numId w:val="1008"/>
-        </w:numPr>
-        <w:pStyle w:val="Compact"/>
-      </w:pPr>
-      <w:r>
-        <w:rPr>
-          <w:rStyle w:val="TeacherNote"/>
-        </w:rPr>
-        <w:t xml:space="preserve">[Sal: your Student Guide lists merchant rank titles from Grand Merchant down to Apprentice. If the live site still uses them, put the list on slide 9; students love them.]</w:t>
+        <w:t xml:space="preserve">This unit uses AQ25,000 everywhere.</w:t>
       </w:r>
     </w:p>
     <w:sectPr>
